--- a/pliki/Załącznik_nr_2 - 07-16.2025.docx
+++ b/pliki/Załącznik_nr_2 - 07-16.2025.docx
@@ -83,25 +83,7 @@
         <w:t xml:space="preserve">       Ełk, dn. </w:t>
       </w:r>
       <w:r>
-        <w:t>11</w:t>
-      </w:r>
-      <w:r>
-        <w:t>.</w:t>
-      </w:r>
-      <w:r>
-        <w:t>0</w:t>
-      </w:r>
-      <w:r>
-        <w:t>5</w:t>
-      </w:r>
-      <w:r>
-        <w:t>.202</w:t>
-      </w:r>
-      <w:r>
-        <w:t>6</w:t>
-      </w:r>
-      <w:r>
-        <w:t xml:space="preserve">                                                                </w:t>
+        <w:t>11.05.2026</w:t>
       </w:r>
     </w:p>
     <w:p>
